--- a/methodology_v12plus.docx
+++ b/methodology_v12plus.docx
@@ -2335,7 +2335,7 @@
                 <w:sz w:val="20"/>
                 <w:szCs w:val="20"/>
               </w:rPr>
-              <w:t xml:space="preserve">120 bit  (10.4 b/r)</w:t>
+              <w:t>120 bit  (10.0 b/r)</w:t>
             </w:r>
           </w:p>
         </w:tc>
